--- a/Word/Module 2/DOCX/Exercices/M2_01_Exercice_Personnalisation.docx
+++ b/Word/Module 2/DOCX/Exercices/M2_01_Exercice_Personnalisation.docx
@@ -15,7 +15,7 @@
         <w:rPr>
           <w:i/>
         </w:rPr>
-        <w:t>Consigne : definissez la police et les marges par defaut, ajoutez 3 commandes a la barre d'acces rapide, creez une correction automatique (ex. 'chc' -&gt; 'CHC - Service Formation'), enregistrez le bloc de signature ci-dessous comme QuickPart reutilisable, puis exportez ce document en PDF.</w:t>
+        <w:t>Consigne : définissez la police et les marges par défaut, ajoutez 3 commandes à la barre d'accès rapide, créez une correction automatique (ex. 'chc' -&gt; 'CHC - Service Formation'), enregistrez le bloc de signature ci-dessous comme QuickPart réutilisable, puis exportez ce document en PDF.</w:t>
       </w:r>
     </w:p>
     <w:p>
@@ -23,7 +23,7 @@
         <w:pStyle w:val="Heading1"/>
       </w:pPr>
       <w:r>
-        <w:t>Bloc de signature a transformer en QuickPart :</w:t>
+        <w:t>Bloc de signature à transformer en QuickPart :</w:t>
       </w:r>
     </w:p>
     <w:p>
@@ -33,7 +33,7 @@
     </w:p>
     <w:p>
       <w:r>
-        <w:t>Rue de Hesbaye 75 - 4000 Liege</w:t>
+        <w:t>Rue de Hesbaye 75 - 4000 Liège</w:t>
       </w:r>
     </w:p>
     <w:p>
@@ -46,12 +46,12 @@
         <w:pStyle w:val="Heading1"/>
       </w:pPr>
       <w:r>
-        <w:t>Texte a tester avec la correction automatique :</w:t>
+        <w:t>Texte à tester avec la correction automatique :</w:t>
       </w:r>
     </w:p>
     <w:p>
       <w:r>
-        <w:t>Tapez chc puis espace pour verifier que la correction automatique developpe le texte.</w:t>
+        <w:t>Tapez chc puis espace pour vérifier que la correction automatique développe le texte.</w:t>
       </w:r>
     </w:p>
     <w:sectPr>
